--- a/beta/cws-resubmission-checklist.docx
+++ b/beta/cws-resubmission-checklist.docx
@@ -7,7 +7,7 @@
         <w:pStyle w:val="Title"/>
       </w:pPr>
       <w:r>
-        <w:t>AMASAMYA — Cws Resubmission Checklist</w:t>
+        <w:t>AMASAMYA - Chrome Web Store Resubmission Checklist</w:t>
       </w:r>
     </w:p>
     <w:p>
@@ -15,7 +15,7 @@
         <w:pStyle w:val="Heading1"/>
       </w:pPr>
       <w:r>
-        <w:t>Chrome Web Store Resubmission Checklist — AMASAMYA v3.1.0</w:t>
+        <w:t>Chrome Web Store Resubmission Checklist - AMASAMYA v3.4.0</w:t>
       </w:r>
     </w:p>
     <w:p>
@@ -40,7 +40,7 @@
     </w:p>
     <w:p>
       <w:r>
-        <w:t>Dashboard** — you have to do them by hand in the browser.</w:t>
+        <w:t>Dashboard** - you have to do them by hand in the browser.</w:t>
       </w:r>
     </w:p>
     <w:p>
@@ -105,7 +105,7 @@
         <w:t>"A11Y"</w:t>
       </w:r>
       <w:r>
-        <w:t xml:space="preserve"> — they were</w:t>
+        <w:t xml:space="preserve"> - they were</w:t>
       </w:r>
     </w:p>
     <w:p>
@@ -177,7 +177,7 @@
     </w:p>
     <w:p>
       <w:r>
-        <w:t xml:space="preserve">   re-saved by you. Chrome doesn't pick those up from the ZIP — they</w:t>
+        <w:t xml:space="preserve">   re-saved by you. Chrome doesn't pick those up from the ZIP - they</w:t>
       </w:r>
     </w:p>
     <w:p>
@@ -195,7 +195,7 @@
         <w:pStyle w:val="Heading2"/>
       </w:pPr>
       <w:r>
-        <w:t>Step 1 — Upload the new ZIP</w:t>
+        <w:t>Step 1 - Upload the new ZIP</w:t>
       </w:r>
     </w:p>
     <w:p>
@@ -301,7 +301,7 @@
         <w:t>"Manifest description too long"</w:t>
       </w:r>
       <w:r>
-        <w:t xml:space="preserve"> — already verified at 131 chars</w:t>
+        <w:t xml:space="preserve"> - already verified at 131 chars</w:t>
       </w:r>
     </w:p>
     <w:p>
@@ -325,7 +325,7 @@
         <w:t>"Icon dimensions don't match"</w:t>
       </w:r>
       <w:r>
-        <w:t xml:space="preserve"> — the new PNGs are exactly 16×16,</w:t>
+        <w:t xml:space="preserve"> - the new PNGs are exactly 16×16,</w:t>
       </w:r>
     </w:p>
     <w:p>
@@ -353,7 +353,7 @@
         <w:pStyle w:val="Heading2"/>
       </w:pPr>
       <w:r>
-        <w:t>Step 2 — Update Store Listing fields</w:t>
+        <w:t>Step 2 - Update Store Listing fields</w:t>
       </w:r>
     </w:p>
     <w:p>
@@ -446,7 +446,7 @@
               <w:rPr>
                 <w:rFonts w:ascii="Consolas" w:hAnsi="Consolas"/>
               </w:rPr>
-              <w:t>AMASAMYA — Accessibility Audit Tool</w:t>
+              <w:t>AMASAMYA - Accessibility Audit Tool</w:t>
             </w:r>
           </w:p>
         </w:tc>
@@ -609,7 +609,7 @@
     </w:p>
     <w:p>
       <w:r>
-        <w:t>or later — verify in Explorer that the file modified date is recent):</w:t>
+        <w:t>or later - verify in Explorer that the file modified date is recent):</w:t>
       </w:r>
     </w:p>
     <w:tbl>
@@ -1115,7 +1115,7 @@
     </w:p>
     <w:p>
       <w:r>
-        <w:t>Dashboard does not auto-replace — uploading a new file with the same</w:t>
+        <w:t>Dashboard does not auto-replace - uploading a new file with the same</w:t>
       </w:r>
     </w:p>
     <w:p>
@@ -1133,7 +1133,7 @@
         <w:pStyle w:val="Heading2"/>
       </w:pPr>
       <w:r>
-        <w:t>Step 3 — Privacy practices</w:t>
+        <w:t>Step 3 - Privacy practices</w:t>
       </w:r>
     </w:p>
     <w:p>
@@ -1184,7 +1184,7 @@
     </w:p>
     <w:p>
       <w:r>
-        <w:t>text box. Copy the whole block for that permission — reviewers want</w:t>
+        <w:t>text box. Copy the whole block for that permission - reviewers want</w:t>
       </w:r>
     </w:p>
     <w:p>
@@ -1233,7 +1233,7 @@
         </w:rPr>
         <w:t>Used to inject the locally-bundled WCAG audit scripts into the active</w:t>
         <w:br/>
-        <w:t>tab on user invocation. All audit logic ships inside the extension —</w:t>
+        <w:t>tab on user invocation. All audit logic ships inside the extension -</w:t>
         <w:br/>
         <w:t>no remote code is fetched or executed. Required because Manifest V3</w:t>
         <w:br/>
@@ -1258,7 +1258,7 @@
         <w:br/>
         <w:t>instead of opening a new window. The side panel keeps results visible</w:t>
         <w:br/>
-        <w:t>while the user inspects the audited page in the main viewport — a</w:t>
+        <w:t>while the user inspects the audited page in the main viewport - a</w:t>
         <w:br/>
         <w:t>key affordance for blind users who need a stable focus context.</w:t>
       </w:r>
@@ -1366,7 +1366,7 @@
         <w:br/>
         <w:t>list would defeat the tool. The extension only ever reads or modifies</w:t>
         <w:br/>
-        <w:t>the active tab on user invocation — no automated scraping, no</w:t>
+        <w:t>the active tab on user invocation - no automated scraping, no</w:t>
         <w:br/>
         <w:t>background reading, no cross-origin data leakage. The privacy policy</w:t>
         <w:br/>
@@ -1496,7 +1496,7 @@
     </w:p>
     <w:p>
       <w:r>
-        <w:t>This URL is alive and accessible (verified by us — there are 200-OK</w:t>
+        <w:t>This URL is alive and accessible (verified by us - there are 200-OK</w:t>
       </w:r>
     </w:p>
     <w:p>
@@ -1545,7 +1545,7 @@
         <w:pStyle w:val="Heading2"/>
       </w:pPr>
       <w:r>
-        <w:t>Step 4 — Distribution</w:t>
+        <w:t>Step 4 - Distribution</w:t>
       </w:r>
     </w:p>
     <w:p>
@@ -1590,7 +1590,7 @@
     </w:p>
     <w:p>
       <w:r>
-        <w:t xml:space="preserve">  with only the people you share the direct URL with — recommended</w:t>
+        <w:t xml:space="preserve">  with only the people you share the direct URL with - recommended</w:t>
       </w:r>
     </w:p>
     <w:p>
@@ -1628,7 +1628,7 @@
         <w:pStyle w:val="Heading2"/>
       </w:pPr>
       <w:r>
-        <w:t>Step 5 — Submit for review</w:t>
+        <w:t>Step 5 - Submit for review</w:t>
       </w:r>
     </w:p>
     <w:p>
@@ -1658,7 +1658,7 @@
     </w:p>
     <w:p>
       <w:r>
-        <w:t xml:space="preserve">   changed since the last review — this should highlight the new ZIP</w:t>
+        <w:t xml:space="preserve">   changed since the last review - this should highlight the new ZIP</w:t>
       </w:r>
     </w:p>
     <w:p>
@@ -1712,7 +1712,7 @@
         <w:pStyle w:val="Heading2"/>
       </w:pPr>
       <w:r>
-        <w:t>Step 6 — While you wait</w:t>
+        <w:t>Step 6 - While you wait</w:t>
       </w:r>
     </w:p>
     <w:p>
@@ -1720,7 +1720,7 @@
         <w:pStyle w:val="ListBullet"/>
       </w:pPr>
       <w:r>
-        <w:t>Watch your developer email — that's where rejection / approval</w:t>
+        <w:t>Watch your developer email - that's where rejection / approval</w:t>
       </w:r>
     </w:p>
     <w:p>
@@ -1769,7 +1769,7 @@
     </w:p>
     <w:p>
       <w:r>
-        <w:t xml:space="preserve">  it (do not just resubmit) — appeals get faster turnaround than</w:t>
+        <w:t xml:space="preserve">  it (do not just resubmit) - appeals get faster turnaround than</w:t>
       </w:r>
     </w:p>
     <w:p>
@@ -1797,7 +1797,7 @@
     </w:p>
     <w:p>
       <w:r>
-        <w:t>each is justified — useful if a reviewer asks you to defend any of</w:t>
+        <w:t>each is justified - useful if a reviewer asks you to defend any of</w:t>
       </w:r>
     </w:p>
     <w:p>
@@ -1884,7 +1884,7 @@
     </w:p>
     <w:p>
       <w:r>
-        <w:t xml:space="preserve">  limit. Tight, but accurate — every word in the description names a</w:t>
+        <w:t xml:space="preserve">  limit. Tight, but accurate - every word in the description names a</w:t>
       </w:r>
     </w:p>
     <w:p>
@@ -1977,7 +1977,7 @@
           <w:p>
             <w:r/>
             <w:r>
-              <w:t>The old icons were never updated when the brand changed — this was almost certainly the inconsistency the reviewer flagged.</w:t>
+              <w:t>The old icons were never updated when the brand changed - this was almost certainly the inconsistency the reviewer flagged.</w:t>
             </w:r>
           </w:p>
         </w:tc>
@@ -2172,8 +2172,11 @@
       </w:r>
     </w:p>
     <w:p>
+      <w:pPr>
+        <w:pStyle w:val="ListBullet"/>
+      </w:pPr>
       <w:r>
-        <w:t>— Akhilesh Malani</w:t>
+        <w:t>Akhilesh Malani</w:t>
       </w:r>
     </w:p>
     <w:sectPr>
